--- a/7 lab.docx
+++ b/7 lab.docx
@@ -127,18 +127,7 @@
                 <w:szCs w:val="28"/>
                 <w:vertAlign w:val="baseline"/>
               </w:rPr>
-              <w:t>Стр</w:t>
-            </w:r>
-            <w:bookmarkStart w:id="0" w:name="_GoBack"/>
-            <w:bookmarkEnd w:id="0"/>
-            <w:r>
-              <w:rPr>
-                <w:rFonts w:hint="default" w:ascii="Times New Roman" w:hAnsi="Times New Roman" w:cs="Times New Roman"/>
-                <w:sz w:val="28"/>
-                <w:szCs w:val="28"/>
-                <w:vertAlign w:val="baseline"/>
-              </w:rPr>
-              <w:t>уктура Node не прокомментирована</w:t>
+              <w:t>Структура Node не прокомментирована</w:t>
             </w:r>
           </w:p>
         </w:tc>
@@ -259,25 +248,7 @@
                 <w:szCs w:val="28"/>
                 <w:vertAlign w:val="baseline"/>
               </w:rPr>
-              <w:t xml:space="preserve">Класс </w:t>
-            </w:r>
-            <w:r>
-              <w:rPr>
-                <w:rFonts w:hint="default" w:ascii="Times New Roman" w:hAnsi="Times New Roman" w:cs="Times New Roman"/>
-                <w:sz w:val="28"/>
-                <w:szCs w:val="28"/>
-                <w:vertAlign w:val="baseline"/>
-              </w:rPr>
-              <w:t>doublyLinkedList</w:t>
-            </w:r>
-            <w:r>
-              <w:rPr>
-                <w:rFonts w:hint="default" w:ascii="Times New Roman" w:hAnsi="Times New Roman" w:cs="Times New Roman"/>
-                <w:sz w:val="28"/>
-                <w:szCs w:val="28"/>
-                <w:vertAlign w:val="baseline"/>
-              </w:rPr>
-              <w:t xml:space="preserve"> не прокомментирован </w:t>
+              <w:t xml:space="preserve">Класс doublyLinkedList не прокомментирован </w:t>
             </w:r>
           </w:p>
         </w:tc>
@@ -562,70 +533,7 @@
                 <w:szCs w:val="28"/>
                 <w:vertAlign w:val="baseline"/>
               </w:rPr>
-              <w:t>У</w:t>
-            </w:r>
-            <w:r>
-              <w:rPr>
-                <w:rFonts w:hint="default" w:ascii="Times New Roman" w:hAnsi="Times New Roman" w:cs="Times New Roman"/>
-                <w:sz w:val="28"/>
-                <w:szCs w:val="28"/>
-                <w:vertAlign w:val="baseline"/>
-              </w:rPr>
-              <w:t xml:space="preserve"> </w:t>
-            </w:r>
-            <w:r>
-              <w:rPr>
-                <w:rFonts w:hint="default" w:ascii="Times New Roman" w:hAnsi="Times New Roman" w:cs="Times New Roman"/>
-                <w:sz w:val="28"/>
-                <w:szCs w:val="28"/>
-                <w:vertAlign w:val="baseline"/>
-              </w:rPr>
-              <w:t xml:space="preserve">функций </w:t>
-            </w:r>
-            <w:r>
-              <w:rPr>
-                <w:rFonts w:hint="default" w:ascii="Times New Roman" w:hAnsi="Times New Roman" w:cs="Times New Roman"/>
-                <w:sz w:val="28"/>
-                <w:szCs w:val="28"/>
-                <w:vertAlign w:val="baseline"/>
-              </w:rPr>
-              <w:t xml:space="preserve">без параметров </w:t>
-            </w:r>
-            <w:r>
-              <w:rPr>
-                <w:rFonts w:hint="default" w:ascii="Times New Roman" w:hAnsi="Times New Roman" w:cs="Times New Roman"/>
-                <w:sz w:val="28"/>
-                <w:szCs w:val="28"/>
-                <w:vertAlign w:val="baseline"/>
-              </w:rPr>
-              <w:t>не написано, что они</w:t>
-            </w:r>
-            <w:r>
-              <w:rPr>
-                <w:rFonts w:hint="default" w:ascii="Times New Roman" w:hAnsi="Times New Roman" w:cs="Times New Roman"/>
-                <w:sz w:val="28"/>
-                <w:szCs w:val="28"/>
-                <w:vertAlign w:val="baseline"/>
-              </w:rPr>
-              <w:t xml:space="preserve"> </w:t>
-            </w:r>
-            <w:r>
-              <w:rPr>
-                <w:rFonts w:hint="default" w:ascii="Times New Roman" w:hAnsi="Times New Roman" w:cs="Times New Roman"/>
-                <w:sz w:val="28"/>
-                <w:szCs w:val="28"/>
-                <w:vertAlign w:val="baseline"/>
-              </w:rPr>
-              <w:t xml:space="preserve">ничего не </w:t>
-            </w:r>
-            <w:r>
-              <w:rPr>
-                <w:rFonts w:hint="default" w:ascii="Times New Roman" w:hAnsi="Times New Roman" w:cs="Times New Roman"/>
-                <w:sz w:val="28"/>
-                <w:szCs w:val="28"/>
-                <w:vertAlign w:val="baseline"/>
-              </w:rPr>
-              <w:t>принимают</w:t>
+              <w:t>У функций без параметров не написано, что они ничего не принимают</w:t>
             </w:r>
           </w:p>
         </w:tc>
@@ -827,25 +735,7 @@
                 <w:szCs w:val="28"/>
                 <w:vertAlign w:val="baseline"/>
               </w:rPr>
-              <w:t>if (head</w:t>
-            </w:r>
-            <w:r>
-              <w:rPr>
-                <w:rFonts w:hint="default" w:ascii="Times New Roman" w:hAnsi="Times New Roman" w:cs="Times New Roman"/>
-                <w:sz w:val="28"/>
-                <w:szCs w:val="28"/>
-                <w:vertAlign w:val="baseline"/>
-              </w:rPr>
-              <w:t xml:space="preserve"> != nullptr</w:t>
-            </w:r>
-            <w:r>
-              <w:rPr>
-                <w:rFonts w:hint="default" w:ascii="Times New Roman" w:hAnsi="Times New Roman" w:cs="Times New Roman"/>
-                <w:sz w:val="28"/>
-                <w:szCs w:val="28"/>
-                <w:vertAlign w:val="baseline"/>
-              </w:rPr>
-              <w:t>) {</w:t>
+              <w:t>if (head != nullptr) {</w:t>
             </w:r>
           </w:p>
         </w:tc>
@@ -1102,6 +992,265 @@
                 <w:vertAlign w:val="baseline"/>
               </w:rPr>
             </w:pPr>
+          </w:p>
+        </w:tc>
+      </w:tr>
+      <w:tr>
+        <w:tblPrEx>
+          <w:tblBorders>
+            <w:top w:val="single" w:color="auto" w:sz="4" w:space="0"/>
+            <w:left w:val="single" w:color="auto" w:sz="4" w:space="0"/>
+            <w:bottom w:val="single" w:color="auto" w:sz="4" w:space="0"/>
+            <w:right w:val="single" w:color="auto" w:sz="4" w:space="0"/>
+            <w:insideH w:val="single" w:color="auto" w:sz="4" w:space="0"/>
+            <w:insideV w:val="single" w:color="auto" w:sz="4" w:space="0"/>
+          </w:tblBorders>
+          <w:tblLayout w:type="fixed"/>
+          <w:tblCellMar>
+            <w:top w:w="0" w:type="dxa"/>
+            <w:left w:w="108" w:type="dxa"/>
+            <w:bottom w:w="0" w:type="dxa"/>
+            <w:right w:w="108" w:type="dxa"/>
+          </w:tblCellMar>
+        </w:tblPrEx>
+        <w:tc>
+          <w:tcPr>
+            <w:tcW w:w="2840" w:type="dxa"/>
+          </w:tcPr>
+          <w:p>
+            <w:pPr>
+              <w:widowControl w:val="0"/>
+              <w:jc w:val="both"/>
+              <w:rPr>
+                <w:rFonts w:hint="default" w:ascii="Times New Roman" w:hAnsi="Times New Roman" w:cs="Times New Roman"/>
+                <w:sz w:val="28"/>
+                <w:szCs w:val="28"/>
+                <w:vertAlign w:val="baseline"/>
+              </w:rPr>
+            </w:pPr>
+            <w:r>
+              <w:rPr>
+                <w:rFonts w:hint="default" w:ascii="Times New Roman" w:hAnsi="Times New Roman" w:cs="Times New Roman"/>
+                <w:sz w:val="28"/>
+                <w:szCs w:val="28"/>
+                <w:vertAlign w:val="baseline"/>
+              </w:rPr>
+              <w:t>void shiftRight</w:t>
+            </w:r>
+          </w:p>
+        </w:tc>
+        <w:tc>
+          <w:tcPr>
+            <w:tcW w:w="2841" w:type="dxa"/>
+          </w:tcPr>
+          <w:p>
+            <w:pPr>
+              <w:widowControl w:val="0"/>
+              <w:jc w:val="both"/>
+              <w:rPr>
+                <w:rFonts w:hint="default" w:ascii="Times New Roman" w:hAnsi="Times New Roman" w:cs="Times New Roman"/>
+                <w:sz w:val="28"/>
+                <w:szCs w:val="28"/>
+                <w:vertAlign w:val="baseline"/>
+              </w:rPr>
+            </w:pPr>
+            <w:r>
+              <w:rPr>
+                <w:rFonts w:hint="default" w:ascii="Times New Roman" w:hAnsi="Times New Roman" w:cs="Times New Roman"/>
+                <w:sz w:val="28"/>
+                <w:szCs w:val="28"/>
+                <w:vertAlign w:val="baseline"/>
+              </w:rPr>
+              <w:t>Нет комментариев внутри метода</w:t>
+            </w:r>
+          </w:p>
+        </w:tc>
+        <w:tc>
+          <w:tcPr>
+            <w:tcW w:w="2841" w:type="dxa"/>
+          </w:tcPr>
+          <w:p>
+            <w:pPr>
+              <w:widowControl w:val="0"/>
+              <w:jc w:val="both"/>
+              <w:rPr>
+                <w:rFonts w:hint="default" w:ascii="Times New Roman" w:hAnsi="Times New Roman" w:cs="Times New Roman"/>
+                <w:sz w:val="28"/>
+                <w:szCs w:val="28"/>
+                <w:vertAlign w:val="baseline"/>
+              </w:rPr>
+            </w:pPr>
+          </w:p>
+        </w:tc>
+      </w:tr>
+      <w:tr>
+        <w:tblPrEx>
+          <w:tblBorders>
+            <w:top w:val="single" w:color="auto" w:sz="4" w:space="0"/>
+            <w:left w:val="single" w:color="auto" w:sz="4" w:space="0"/>
+            <w:bottom w:val="single" w:color="auto" w:sz="4" w:space="0"/>
+            <w:right w:val="single" w:color="auto" w:sz="4" w:space="0"/>
+            <w:insideH w:val="single" w:color="auto" w:sz="4" w:space="0"/>
+            <w:insideV w:val="single" w:color="auto" w:sz="4" w:space="0"/>
+          </w:tblBorders>
+          <w:tblLayout w:type="fixed"/>
+          <w:tblCellMar>
+            <w:top w:w="0" w:type="dxa"/>
+            <w:left w:w="108" w:type="dxa"/>
+            <w:bottom w:w="0" w:type="dxa"/>
+            <w:right w:w="108" w:type="dxa"/>
+          </w:tblCellMar>
+        </w:tblPrEx>
+        <w:tc>
+          <w:tcPr>
+            <w:tcW w:w="2840" w:type="dxa"/>
+          </w:tcPr>
+          <w:p>
+            <w:pPr>
+              <w:widowControl w:val="0"/>
+              <w:jc w:val="both"/>
+              <w:rPr>
+                <w:rFonts w:hint="default" w:ascii="Times New Roman" w:hAnsi="Times New Roman" w:cs="Times New Roman"/>
+                <w:sz w:val="28"/>
+                <w:szCs w:val="28"/>
+                <w:vertAlign w:val="baseline"/>
+              </w:rPr>
+            </w:pPr>
+            <w:r>
+              <w:rPr>
+                <w:rFonts w:hint="default" w:ascii="Times New Roman" w:hAnsi="Times New Roman" w:cs="Times New Roman"/>
+                <w:sz w:val="28"/>
+                <w:szCs w:val="28"/>
+                <w:vertAlign w:val="baseline"/>
+              </w:rPr>
+              <w:drawing>
+                <wp:inline distT="0" distB="0" distL="114300" distR="114300">
+                  <wp:extent cx="1971040" cy="1828800"/>
+                  <wp:effectExtent l="0" t="0" r="10160" b="0"/>
+                  <wp:docPr id="1" name="Изображение 1" descr="Screenshot_20250423_131915"/>
+                  <wp:cNvGraphicFramePr>
+                    <a:graphicFrameLocks xmlns:a="http://schemas.openxmlformats.org/drawingml/2006/main" noChangeAspect="1"/>
+                  </wp:cNvGraphicFramePr>
+                  <a:graphic xmlns:a="http://schemas.openxmlformats.org/drawingml/2006/main">
+                    <a:graphicData uri="http://schemas.openxmlformats.org/drawingml/2006/picture">
+                      <pic:pic xmlns:pic="http://schemas.openxmlformats.org/drawingml/2006/picture">
+                        <pic:nvPicPr>
+                          <pic:cNvPr id="1" name="Изображение 1" descr="Screenshot_20250423_131915"/>
+                          <pic:cNvPicPr>
+                            <a:picLocks noChangeAspect="1"/>
+                          </pic:cNvPicPr>
+                        </pic:nvPicPr>
+                        <pic:blipFill>
+                          <a:blip r:embed="rId4"/>
+                          <a:stretch>
+                            <a:fillRect/>
+                          </a:stretch>
+                        </pic:blipFill>
+                        <pic:spPr>
+                          <a:xfrm>
+                            <a:off x="0" y="0"/>
+                            <a:ext cx="1971040" cy="1828800"/>
+                          </a:xfrm>
+                          <a:prstGeom prst="rect">
+                            <a:avLst/>
+                          </a:prstGeom>
+                        </pic:spPr>
+                      </pic:pic>
+                    </a:graphicData>
+                  </a:graphic>
+                </wp:inline>
+              </w:drawing>
+            </w:r>
+          </w:p>
+        </w:tc>
+        <w:tc>
+          <w:tcPr>
+            <w:tcW w:w="2841" w:type="dxa"/>
+          </w:tcPr>
+          <w:p>
+            <w:pPr>
+              <w:widowControl w:val="0"/>
+              <w:jc w:val="both"/>
+              <w:rPr>
+                <w:rFonts w:hint="default" w:ascii="Times New Roman" w:hAnsi="Times New Roman" w:cs="Times New Roman"/>
+                <w:sz w:val="28"/>
+                <w:szCs w:val="28"/>
+                <w:vertAlign w:val="baseline"/>
+              </w:rPr>
+            </w:pPr>
+            <w:r>
+              <w:rPr>
+                <w:rFonts w:hint="default" w:ascii="Times New Roman" w:hAnsi="Times New Roman" w:cs="Times New Roman"/>
+                <w:sz w:val="28"/>
+                <w:szCs w:val="28"/>
+                <w:vertAlign w:val="baseline"/>
+              </w:rPr>
+              <w:t>Вызов getLength перебирает все элементы списка, можно сделать проще</w:t>
+            </w:r>
+          </w:p>
+        </w:tc>
+        <w:tc>
+          <w:tcPr>
+            <w:tcW w:w="2841" w:type="dxa"/>
+          </w:tcPr>
+          <w:p>
+            <w:pPr>
+              <w:widowControl w:val="0"/>
+              <w:jc w:val="both"/>
+              <w:rPr>
+                <w:rFonts w:hint="default" w:ascii="Times New Roman" w:hAnsi="Times New Roman" w:cs="Times New Roman"/>
+                <w:sz w:val="28"/>
+                <w:szCs w:val="28"/>
+                <w:vertAlign w:val="baseline"/>
+              </w:rPr>
+            </w:pPr>
+            <w:bookmarkStart w:id="0" w:name="_GoBack"/>
+            <w:bookmarkEnd w:id="0"/>
+            <w:r>
+              <w:rPr>
+                <w:rFonts w:hint="default" w:ascii="Times New Roman" w:hAnsi="Times New Roman" w:cs="Times New Roman"/>
+                <w:sz w:val="28"/>
+                <w:szCs w:val="28"/>
+                <w:vertAlign w:val="baseline"/>
+              </w:rPr>
+              <w:drawing>
+                <wp:inline distT="0" distB="0" distL="114300" distR="114300">
+                  <wp:extent cx="1664970" cy="1772920"/>
+                  <wp:effectExtent l="0" t="0" r="11430" b="17780"/>
+                  <wp:docPr id="2" name="Изображение 2" descr="Screenshot_20250423_132243"/>
+                  <wp:cNvGraphicFramePr>
+                    <a:graphicFrameLocks xmlns:a="http://schemas.openxmlformats.org/drawingml/2006/main" noChangeAspect="1"/>
+                  </wp:cNvGraphicFramePr>
+                  <a:graphic xmlns:a="http://schemas.openxmlformats.org/drawingml/2006/main">
+                    <a:graphicData uri="http://schemas.openxmlformats.org/drawingml/2006/picture">
+                      <pic:pic xmlns:pic="http://schemas.openxmlformats.org/drawingml/2006/picture">
+                        <pic:nvPicPr>
+                          <pic:cNvPr id="2" name="Изображение 2" descr="Screenshot_20250423_132243"/>
+                          <pic:cNvPicPr>
+                            <a:picLocks noChangeAspect="1"/>
+                          </pic:cNvPicPr>
+                        </pic:nvPicPr>
+                        <pic:blipFill>
+                          <a:blip r:embed="rId5"/>
+                          <a:stretch>
+                            <a:fillRect/>
+                          </a:stretch>
+                        </pic:blipFill>
+                        <pic:spPr>
+                          <a:xfrm>
+                            <a:off x="0" y="0"/>
+                            <a:ext cx="1664970" cy="1772920"/>
+                          </a:xfrm>
+                          <a:prstGeom prst="rect">
+                            <a:avLst/>
+                          </a:prstGeom>
+                        </pic:spPr>
+                      </pic:pic>
+                    </a:graphicData>
+                  </a:graphic>
+                </wp:inline>
+              </w:drawing>
+            </w:r>
           </w:p>
         </w:tc>
       </w:tr>

--- a/7 lab.docx
+++ b/7 lab.docx
@@ -2,6 +2,38 @@
 <file path=word/document.xml><?xml version="1.0" encoding="utf-8"?>
 <w:document xmlns:wpc="http://schemas.microsoft.com/office/word/2010/wordprocessingCanvas" xmlns:mc="http://schemas.openxmlformats.org/markup-compatibility/2006" xmlns:o="urn:schemas-microsoft-com:office:office" xmlns:r="http://schemas.openxmlformats.org/officeDocument/2006/relationships" xmlns:m="http://schemas.openxmlformats.org/officeDocument/2006/math" xmlns:v="urn:schemas-microsoft-com:vml" xmlns:wp14="http://schemas.microsoft.com/office/word/2010/wordprocessingDrawing" xmlns:wp="http://schemas.openxmlformats.org/drawingml/2006/wordprocessingDrawing" xmlns:w="http://schemas.openxmlformats.org/wordprocessingml/2006/main" xmlns:w14="http://schemas.microsoft.com/office/word/2010/wordml" xmlns:w10="urn:schemas-microsoft-com:office:word" xmlns:w15="http://schemas.microsoft.com/office/word/2012/wordml" xmlns:wpg="http://schemas.microsoft.com/office/word/2010/wordprocessingGroup" xmlns:wpi="http://schemas.microsoft.com/office/word/2010/wordprocessingInk" xmlns:wne="http://schemas.microsoft.com/office/word/2006/wordml" xmlns:wps="http://schemas.microsoft.com/office/word/2010/wordprocessingShape" xmlns:wpsCustomData="http://www.wps.cn/officeDocument/2013/wpsCustomData" mc:Ignorable="w14 w15 wp14">
   <w:body>
+    <w:p>
+      <w:pPr>
+        <w:widowControl w:val="0"/>
+        <w:jc w:val="both"/>
+        <w:rPr>
+          <w:rFonts w:hint="default" w:ascii="Times New Roman" w:hAnsi="Times New Roman" w:cs="Times New Roman"/>
+          <w:sz w:val="28"/>
+          <w:szCs w:val="28"/>
+          <w:vertAlign w:val="baseline"/>
+        </w:rPr>
+      </w:pPr>
+      <w:r>
+        <w:rPr>
+          <w:rFonts w:hint="default" w:ascii="Times New Roman" w:hAnsi="Times New Roman" w:cs="Times New Roman"/>
+          <w:sz w:val="28"/>
+          <w:szCs w:val="28"/>
+          <w:vertAlign w:val="baseline"/>
+        </w:rPr>
+        <w:t xml:space="preserve">Добавить исправленный код </w:t>
+      </w:r>
+      <w:r>
+        <w:rPr>
+          <w:rFonts w:hint="default" w:ascii="Times New Roman" w:hAnsi="Times New Roman" w:cs="Times New Roman"/>
+          <w:sz w:val="28"/>
+          <w:szCs w:val="28"/>
+          <w:vertAlign w:val="baseline"/>
+        </w:rPr>
+        <w:t>+ скринами</w:t>
+      </w:r>
+      <w:bookmarkStart w:id="0" w:name="_GoBack"/>
+      <w:bookmarkEnd w:id="0"/>
+    </w:p>
     <w:tbl>
       <w:tblPr>
         <w:tblStyle w:val="4"/>
@@ -1204,8 +1236,6 @@
                 <w:vertAlign w:val="baseline"/>
               </w:rPr>
             </w:pPr>
-            <w:bookmarkStart w:id="0" w:name="_GoBack"/>
-            <w:bookmarkEnd w:id="0"/>
             <w:r>
               <w:rPr>
                 <w:rFonts w:hint="default" w:ascii="Times New Roman" w:hAnsi="Times New Roman" w:cs="Times New Roman"/>
